--- a/public/fun/forms/이력서_산업안전관리_4_요약형.docx
+++ b/public/fun/forms/이력서_산업안전관리_4_요약형.docx
@@ -509,7 +509,7 @@
           <w:color w:val="195357"/>
           <w:sz w:val="23"/>
         </w:rPr>
-        <w:t>안전 · 보건 자격</w:t>
+        <w:t>학력 · 교육</w:t>
       </w:r>
     </w:p>
     <w:tbl>
@@ -527,9 +527,8 @@
       </w:tblPr>
       <w:tblGrid>
         <w:gridCol w:w="2115"/>
-        <w:gridCol w:w="2820"/>
-        <w:gridCol w:w="2820"/>
-        <w:gridCol w:w="2835"/>
+        <w:gridCol w:w="4230"/>
+        <w:gridCol w:w="4245"/>
       </w:tblGrid>
       <w:tr>
         <w:trPr>
@@ -553,13 +552,13 @@
                 <w:color w:val="FFFFFF"/>
                 <w:sz w:val="17"/>
               </w:rPr>
-              <w:t>취득일</w:t>
+              <w:t>기 간</w:t>
             </w:r>
           </w:p>
         </w:tc>
         <w:tc>
           <w:tcPr>
-            <w:tcW w:type="dxa" w:w="2820"/>
+            <w:tcW w:type="dxa" w:w="4230"/>
             <w:shd w:val="clear" w:color="auto" w:fill="195357"/>
             <w:vAlign w:val="center"/>
           </w:tcPr>
@@ -574,13 +573,13 @@
                 <w:color w:val="FFFFFF"/>
                 <w:sz w:val="17"/>
               </w:rPr>
-              <w:t>자격명</w:t>
+              <w:t>학교 / 기관</w:t>
             </w:r>
           </w:p>
         </w:tc>
         <w:tc>
           <w:tcPr>
-            <w:tcW w:type="dxa" w:w="2820"/>
+            <w:tcW w:type="dxa" w:w="4245"/>
             <w:shd w:val="clear" w:color="auto" w:fill="195357"/>
             <w:vAlign w:val="center"/>
           </w:tcPr>
@@ -595,28 +594,88 @@
                 <w:color w:val="FFFFFF"/>
                 <w:sz w:val="17"/>
               </w:rPr>
-              <w:t>발급 기관</w:t>
+              <w:t>내 용</w:t>
+            </w:r>
+          </w:p>
+        </w:tc>
+      </w:tr>
+      <w:tr>
+        <w:trPr>
+          <w:trHeight w:val="450" w:hRule="atLeast"/>
+          <w:cantSplit/>
+        </w:trPr>
+        <w:tc>
+          <w:tcPr>
+            <w:tcW w:type="dxa" w:w="2115"/>
+            <w:tcBorders>
+              <w:top w:val="nil"/>
+              <w:left w:val="nil"/>
+              <w:bottom w:val="single" w:sz="4" w:space="0" w:color="C3D4D5"/>
+              <w:right w:val="nil"/>
+            </w:tcBorders>
+            <w:vAlign w:val="center"/>
+          </w:tcPr>
+          <w:p>
+            <w:pPr>
+              <w:spacing w:before="0" w:after="0"/>
+              <w:jc w:val="left"/>
+            </w:pPr>
+            <w:r>
+              <w:rPr>
+                <w:color w:val="A9B0B8"/>
+                <w:sz w:val="16"/>
+              </w:rPr>
+              <w:t>예) 2022.03 ~ 2024.02</w:t>
             </w:r>
           </w:p>
         </w:tc>
         <w:tc>
           <w:tcPr>
-            <w:tcW w:type="dxa" w:w="2835"/>
-            <w:shd w:val="clear" w:color="auto" w:fill="195357"/>
+            <w:tcW w:type="dxa" w:w="4230"/>
+            <w:tcBorders>
+              <w:top w:val="nil"/>
+              <w:left w:val="nil"/>
+              <w:bottom w:val="single" w:sz="4" w:space="0" w:color="C3D4D5"/>
+              <w:right w:val="nil"/>
+            </w:tcBorders>
             <w:vAlign w:val="center"/>
           </w:tcPr>
           <w:p>
             <w:pPr>
               <w:spacing w:before="0" w:after="0"/>
-              <w:jc w:val="center"/>
+              <w:jc w:val="left"/>
             </w:pPr>
             <w:r>
               <w:rPr>
-                <w:b/>
-                <w:color w:val="FFFFFF"/>
-                <w:sz w:val="17"/>
+                <w:color w:val="A9B0B8"/>
+                <w:sz w:val="16"/>
               </w:rPr>
-              <w:t>번 호</w:t>
+              <w:t>○○대학교 (졸업)</w:t>
+            </w:r>
+          </w:p>
+        </w:tc>
+        <w:tc>
+          <w:tcPr>
+            <w:tcW w:type="dxa" w:w="4245"/>
+            <w:tcBorders>
+              <w:top w:val="nil"/>
+              <w:left w:val="nil"/>
+              <w:bottom w:val="single" w:sz="4" w:space="0" w:color="C3D4D5"/>
+              <w:right w:val="nil"/>
+            </w:tcBorders>
+            <w:vAlign w:val="center"/>
+          </w:tcPr>
+          <w:p>
+            <w:pPr>
+              <w:spacing w:before="0" w:after="0"/>
+              <w:jc w:val="left"/>
+            </w:pPr>
+            <w:r>
+              <w:rPr>
+                <w:color w:val="A9B0B8"/>
+                <w:sz w:val="16"/>
+              </w:rPr>
+              <w:t>배운 점 · 활동 내용</w:t>
             </w:r>
           </w:p>
         </w:tc>
@@ -641,7 +700,7 @@
         </w:tc>
         <w:tc>
           <w:tcPr>
-            <w:tcW w:type="dxa" w:w="2820"/>
+            <w:tcW w:type="dxa" w:w="4230"/>
             <w:tcBorders>
               <w:top w:val="nil"/>
               <w:left w:val="nil"/>
@@ -654,20 +713,7 @@
         </w:tc>
         <w:tc>
           <w:tcPr>
-            <w:tcW w:type="dxa" w:w="2820"/>
-            <w:tcBorders>
-              <w:top w:val="nil"/>
-              <w:left w:val="nil"/>
-              <w:bottom w:val="single" w:sz="4" w:space="0" w:color="C3D4D5"/>
-              <w:right w:val="nil"/>
-            </w:tcBorders>
-            <w:vAlign w:val="center"/>
-          </w:tcPr>
-          <w:p/>
-        </w:tc>
-        <w:tc>
-          <w:tcPr>
-            <w:tcW w:type="dxa" w:w="2835"/>
+            <w:tcW w:type="dxa" w:w="4245"/>
             <w:tcBorders>
               <w:top w:val="nil"/>
               <w:left w:val="nil"/>
@@ -699,7 +745,7 @@
         </w:tc>
         <w:tc>
           <w:tcPr>
-            <w:tcW w:type="dxa" w:w="2820"/>
+            <w:tcW w:type="dxa" w:w="4230"/>
             <w:tcBorders>
               <w:top w:val="nil"/>
               <w:left w:val="nil"/>
@@ -712,136 +758,7 @@
         </w:tc>
         <w:tc>
           <w:tcPr>
-            <w:tcW w:type="dxa" w:w="2820"/>
-            <w:tcBorders>
-              <w:top w:val="nil"/>
-              <w:left w:val="nil"/>
-              <w:bottom w:val="single" w:sz="4" w:space="0" w:color="C3D4D5"/>
-              <w:right w:val="nil"/>
-            </w:tcBorders>
-            <w:vAlign w:val="center"/>
-          </w:tcPr>
-          <w:p/>
-        </w:tc>
-        <w:tc>
-          <w:tcPr>
-            <w:tcW w:type="dxa" w:w="2835"/>
-            <w:tcBorders>
-              <w:top w:val="nil"/>
-              <w:left w:val="nil"/>
-              <w:bottom w:val="single" w:sz="4" w:space="0" w:color="C3D4D5"/>
-              <w:right w:val="nil"/>
-            </w:tcBorders>
-            <w:vAlign w:val="center"/>
-          </w:tcPr>
-          <w:p/>
-        </w:tc>
-      </w:tr>
-      <w:tr>
-        <w:trPr>
-          <w:trHeight w:val="450" w:hRule="atLeast"/>
-          <w:cantSplit/>
-        </w:trPr>
-        <w:tc>
-          <w:tcPr>
-            <w:tcW w:type="dxa" w:w="2115"/>
-            <w:tcBorders>
-              <w:top w:val="nil"/>
-              <w:left w:val="nil"/>
-              <w:bottom w:val="single" w:sz="4" w:space="0" w:color="C3D4D5"/>
-              <w:right w:val="nil"/>
-            </w:tcBorders>
-            <w:vAlign w:val="center"/>
-          </w:tcPr>
-          <w:p/>
-        </w:tc>
-        <w:tc>
-          <w:tcPr>
-            <w:tcW w:type="dxa" w:w="2820"/>
-            <w:tcBorders>
-              <w:top w:val="nil"/>
-              <w:left w:val="nil"/>
-              <w:bottom w:val="single" w:sz="4" w:space="0" w:color="C3D4D5"/>
-              <w:right w:val="nil"/>
-            </w:tcBorders>
-            <w:vAlign w:val="center"/>
-          </w:tcPr>
-          <w:p/>
-        </w:tc>
-        <w:tc>
-          <w:tcPr>
-            <w:tcW w:type="dxa" w:w="2820"/>
-            <w:tcBorders>
-              <w:top w:val="nil"/>
-              <w:left w:val="nil"/>
-              <w:bottom w:val="single" w:sz="4" w:space="0" w:color="C3D4D5"/>
-              <w:right w:val="nil"/>
-            </w:tcBorders>
-            <w:vAlign w:val="center"/>
-          </w:tcPr>
-          <w:p/>
-        </w:tc>
-        <w:tc>
-          <w:tcPr>
-            <w:tcW w:type="dxa" w:w="2835"/>
-            <w:tcBorders>
-              <w:top w:val="nil"/>
-              <w:left w:val="nil"/>
-              <w:bottom w:val="single" w:sz="4" w:space="0" w:color="C3D4D5"/>
-              <w:right w:val="nil"/>
-            </w:tcBorders>
-            <w:vAlign w:val="center"/>
-          </w:tcPr>
-          <w:p/>
-        </w:tc>
-      </w:tr>
-      <w:tr>
-        <w:trPr>
-          <w:trHeight w:val="450" w:hRule="atLeast"/>
-          <w:cantSplit/>
-        </w:trPr>
-        <w:tc>
-          <w:tcPr>
-            <w:tcW w:type="dxa" w:w="2115"/>
-            <w:tcBorders>
-              <w:top w:val="nil"/>
-              <w:left w:val="nil"/>
-              <w:bottom w:val="single" w:sz="4" w:space="0" w:color="C3D4D5"/>
-              <w:right w:val="nil"/>
-            </w:tcBorders>
-            <w:vAlign w:val="center"/>
-          </w:tcPr>
-          <w:p/>
-        </w:tc>
-        <w:tc>
-          <w:tcPr>
-            <w:tcW w:type="dxa" w:w="2820"/>
-            <w:tcBorders>
-              <w:top w:val="nil"/>
-              <w:left w:val="nil"/>
-              <w:bottom w:val="single" w:sz="4" w:space="0" w:color="C3D4D5"/>
-              <w:right w:val="nil"/>
-            </w:tcBorders>
-            <w:vAlign w:val="center"/>
-          </w:tcPr>
-          <w:p/>
-        </w:tc>
-        <w:tc>
-          <w:tcPr>
-            <w:tcW w:type="dxa" w:w="2820"/>
-            <w:tcBorders>
-              <w:top w:val="nil"/>
-              <w:left w:val="nil"/>
-              <w:bottom w:val="single" w:sz="4" w:space="0" w:color="C3D4D5"/>
-              <w:right w:val="nil"/>
-            </w:tcBorders>
-            <w:vAlign w:val="center"/>
-          </w:tcPr>
-          <w:p/>
-        </w:tc>
-        <w:tc>
-          <w:tcPr>
-            <w:tcW w:type="dxa" w:w="2835"/>
+            <w:tcW w:type="dxa" w:w="4245"/>
             <w:tcBorders>
               <w:top w:val="nil"/>
               <w:left w:val="nil"/>
@@ -998,7 +915,19 @@
             </w:tcBorders>
             <w:vAlign w:val="center"/>
           </w:tcPr>
-          <w:p/>
+          <w:p>
+            <w:pPr>
+              <w:spacing w:before="0" w:after="0"/>
+              <w:jc w:val="left"/>
+            </w:pPr>
+            <w:r>
+              <w:rPr>
+                <w:color w:val="A9B0B8"/>
+                <w:sz w:val="16"/>
+              </w:rPr>
+              <w:t>예) 2022.03 ~ 2024.02</w:t>
+            </w:r>
+          </w:p>
         </w:tc>
         <w:tc>
           <w:tcPr>
@@ -1037,7 +966,19 @@
             </w:tcBorders>
             <w:vAlign w:val="center"/>
           </w:tcPr>
-          <w:p/>
+          <w:p>
+            <w:pPr>
+              <w:spacing w:before="0" w:after="0"/>
+              <w:jc w:val="left"/>
+            </w:pPr>
+            <w:r>
+              <w:rPr>
+                <w:color w:val="A9B0B8"/>
+                <w:sz w:val="16"/>
+              </w:rPr>
+              <w:t>맡은 일 + 숫자 성과</w:t>
+            </w:r>
+          </w:p>
         </w:tc>
       </w:tr>
       <w:tr>
@@ -1458,7 +1399,7 @@
           <w:color w:val="195357"/>
           <w:sz w:val="23"/>
         </w:rPr>
-        <w:t>학력 · 교육</w:t>
+        <w:t>안전 · 보건 자격</w:t>
       </w:r>
     </w:p>
     <w:tbl>
@@ -1476,8 +1417,9 @@
       </w:tblPr>
       <w:tblGrid>
         <w:gridCol w:w="2115"/>
-        <w:gridCol w:w="4230"/>
-        <w:gridCol w:w="4245"/>
+        <w:gridCol w:w="2820"/>
+        <w:gridCol w:w="2820"/>
+        <w:gridCol w:w="2835"/>
       </w:tblGrid>
       <w:tr>
         <w:trPr>
@@ -1501,13 +1443,13 @@
                 <w:color w:val="FFFFFF"/>
                 <w:sz w:val="17"/>
               </w:rPr>
-              <w:t>기 간</w:t>
+              <w:t>취득일</w:t>
             </w:r>
           </w:p>
         </w:tc>
         <w:tc>
           <w:tcPr>
-            <w:tcW w:type="dxa" w:w="4230"/>
+            <w:tcW w:type="dxa" w:w="2820"/>
             <w:shd w:val="clear" w:color="auto" w:fill="195357"/>
             <w:vAlign w:val="center"/>
           </w:tcPr>
@@ -1522,13 +1464,13 @@
                 <w:color w:val="FFFFFF"/>
                 <w:sz w:val="17"/>
               </w:rPr>
-              <w:t>학교 / 기관</w:t>
+              <w:t>자격명</w:t>
             </w:r>
           </w:p>
         </w:tc>
         <w:tc>
           <w:tcPr>
-            <w:tcW w:type="dxa" w:w="4245"/>
+            <w:tcW w:type="dxa" w:w="2820"/>
             <w:shd w:val="clear" w:color="auto" w:fill="195357"/>
             <w:vAlign w:val="center"/>
           </w:tcPr>
@@ -1543,7 +1485,28 @@
                 <w:color w:val="FFFFFF"/>
                 <w:sz w:val="17"/>
               </w:rPr>
-              <w:t>내 용</w:t>
+              <w:t>발급 기관</w:t>
+            </w:r>
+          </w:p>
+        </w:tc>
+        <w:tc>
+          <w:tcPr>
+            <w:tcW w:type="dxa" w:w="2835"/>
+            <w:shd w:val="clear" w:color="auto" w:fill="195357"/>
+            <w:vAlign w:val="center"/>
+          </w:tcPr>
+          <w:p>
+            <w:pPr>
+              <w:spacing w:before="0" w:after="0"/>
+              <w:jc w:val="center"/>
+            </w:pPr>
+            <w:r>
+              <w:rPr>
+                <w:b/>
+                <w:color w:val="FFFFFF"/>
+                <w:sz w:val="17"/>
+              </w:rPr>
+              <w:t>번 호</w:t>
             </w:r>
           </w:p>
         </w:tc>
@@ -1564,11 +1527,23 @@
             </w:tcBorders>
             <w:vAlign w:val="center"/>
           </w:tcPr>
-          <w:p/>
+          <w:p>
+            <w:pPr>
+              <w:spacing w:before="0" w:after="0"/>
+              <w:jc w:val="left"/>
+            </w:pPr>
+            <w:r>
+              <w:rPr>
+                <w:color w:val="A9B0B8"/>
+                <w:sz w:val="16"/>
+              </w:rPr>
+              <w:t>예) 2023.05.</w:t>
+            </w:r>
+          </w:p>
         </w:tc>
         <w:tc>
           <w:tcPr>
-            <w:tcW w:type="dxa" w:w="4230"/>
+            <w:tcW w:type="dxa" w:w="2820"/>
             <w:tcBorders>
               <w:top w:val="nil"/>
               <w:left w:val="nil"/>
@@ -1577,11 +1552,48 @@
             </w:tcBorders>
             <w:vAlign w:val="center"/>
           </w:tcPr>
-          <w:p/>
+          <w:p>
+            <w:pPr>
+              <w:spacing w:before="0" w:after="0"/>
+              <w:jc w:val="left"/>
+            </w:pPr>
+            <w:r>
+              <w:rPr>
+                <w:color w:val="A9B0B8"/>
+                <w:sz w:val="16"/>
+              </w:rPr>
+              <w:t>○○ 자격증</w:t>
+            </w:r>
+          </w:p>
         </w:tc>
         <w:tc>
           <w:tcPr>
-            <w:tcW w:type="dxa" w:w="4245"/>
+            <w:tcW w:type="dxa" w:w="2820"/>
+            <w:tcBorders>
+              <w:top w:val="nil"/>
+              <w:left w:val="nil"/>
+              <w:bottom w:val="single" w:sz="4" w:space="0" w:color="C3D4D5"/>
+              <w:right w:val="nil"/>
+            </w:tcBorders>
+            <w:vAlign w:val="center"/>
+          </w:tcPr>
+          <w:p>
+            <w:pPr>
+              <w:spacing w:before="0" w:after="0"/>
+              <w:jc w:val="left"/>
+            </w:pPr>
+            <w:r>
+              <w:rPr>
+                <w:color w:val="A9B0B8"/>
+                <w:sz w:val="16"/>
+              </w:rPr>
+              <w:t>○○공단</w:t>
+            </w:r>
+          </w:p>
+        </w:tc>
+        <w:tc>
+          <w:tcPr>
+            <w:tcW w:type="dxa" w:w="2835"/>
             <w:tcBorders>
               <w:top w:val="nil"/>
               <w:left w:val="nil"/>
@@ -1613,7 +1625,7 @@
         </w:tc>
         <w:tc>
           <w:tcPr>
-            <w:tcW w:type="dxa" w:w="4230"/>
+            <w:tcW w:type="dxa" w:w="2820"/>
             <w:tcBorders>
               <w:top w:val="nil"/>
               <w:left w:val="nil"/>
@@ -1626,7 +1638,20 @@
         </w:tc>
         <w:tc>
           <w:tcPr>
-            <w:tcW w:type="dxa" w:w="4245"/>
+            <w:tcW w:type="dxa" w:w="2820"/>
+            <w:tcBorders>
+              <w:top w:val="nil"/>
+              <w:left w:val="nil"/>
+              <w:bottom w:val="single" w:sz="4" w:space="0" w:color="C3D4D5"/>
+              <w:right w:val="nil"/>
+            </w:tcBorders>
+            <w:vAlign w:val="center"/>
+          </w:tcPr>
+          <w:p/>
+        </w:tc>
+        <w:tc>
+          <w:tcPr>
+            <w:tcW w:type="dxa" w:w="2835"/>
             <w:tcBorders>
               <w:top w:val="nil"/>
               <w:left w:val="nil"/>
@@ -1658,7 +1683,7 @@
         </w:tc>
         <w:tc>
           <w:tcPr>
-            <w:tcW w:type="dxa" w:w="4230"/>
+            <w:tcW w:type="dxa" w:w="2820"/>
             <w:tcBorders>
               <w:top w:val="nil"/>
               <w:left w:val="nil"/>
@@ -1671,7 +1696,78 @@
         </w:tc>
         <w:tc>
           <w:tcPr>
-            <w:tcW w:type="dxa" w:w="4245"/>
+            <w:tcW w:type="dxa" w:w="2820"/>
+            <w:tcBorders>
+              <w:top w:val="nil"/>
+              <w:left w:val="nil"/>
+              <w:bottom w:val="single" w:sz="4" w:space="0" w:color="C3D4D5"/>
+              <w:right w:val="nil"/>
+            </w:tcBorders>
+            <w:vAlign w:val="center"/>
+          </w:tcPr>
+          <w:p/>
+        </w:tc>
+        <w:tc>
+          <w:tcPr>
+            <w:tcW w:type="dxa" w:w="2835"/>
+            <w:tcBorders>
+              <w:top w:val="nil"/>
+              <w:left w:val="nil"/>
+              <w:bottom w:val="single" w:sz="4" w:space="0" w:color="C3D4D5"/>
+              <w:right w:val="nil"/>
+            </w:tcBorders>
+            <w:vAlign w:val="center"/>
+          </w:tcPr>
+          <w:p/>
+        </w:tc>
+      </w:tr>
+      <w:tr>
+        <w:trPr>
+          <w:trHeight w:val="450" w:hRule="atLeast"/>
+          <w:cantSplit/>
+        </w:trPr>
+        <w:tc>
+          <w:tcPr>
+            <w:tcW w:type="dxa" w:w="2115"/>
+            <w:tcBorders>
+              <w:top w:val="nil"/>
+              <w:left w:val="nil"/>
+              <w:bottom w:val="single" w:sz="4" w:space="0" w:color="C3D4D5"/>
+              <w:right w:val="nil"/>
+            </w:tcBorders>
+            <w:vAlign w:val="center"/>
+          </w:tcPr>
+          <w:p/>
+        </w:tc>
+        <w:tc>
+          <w:tcPr>
+            <w:tcW w:type="dxa" w:w="2820"/>
+            <w:tcBorders>
+              <w:top w:val="nil"/>
+              <w:left w:val="nil"/>
+              <w:bottom w:val="single" w:sz="4" w:space="0" w:color="C3D4D5"/>
+              <w:right w:val="nil"/>
+            </w:tcBorders>
+            <w:vAlign w:val="center"/>
+          </w:tcPr>
+          <w:p/>
+        </w:tc>
+        <w:tc>
+          <w:tcPr>
+            <w:tcW w:type="dxa" w:w="2820"/>
+            <w:tcBorders>
+              <w:top w:val="nil"/>
+              <w:left w:val="nil"/>
+              <w:bottom w:val="single" w:sz="4" w:space="0" w:color="C3D4D5"/>
+              <w:right w:val="nil"/>
+            </w:tcBorders>
+            <w:vAlign w:val="center"/>
+          </w:tcPr>
+          <w:p/>
+        </w:tc>
+        <w:tc>
+          <w:tcPr>
+            <w:tcW w:type="dxa" w:w="2835"/>
             <w:tcBorders>
               <w:top w:val="nil"/>
               <w:left w:val="nil"/>

--- a/public/fun/forms/이력서_산업안전관리_4_요약형.docx
+++ b/public/fun/forms/이력서_산업안전관리_4_요약형.docx
@@ -625,7 +625,7 @@
                 <w:color w:val="A9B0B8"/>
                 <w:sz w:val="16"/>
               </w:rPr>
-              <w:t>예) 2022.03 ~ 2024.02</w:t>
+              <w:t>예) ○○○○.○○ ~ ○○○○.○○</w:t>
             </w:r>
           </w:p>
         </w:tc>
@@ -650,7 +650,7 @@
                 <w:color w:val="A9B0B8"/>
                 <w:sz w:val="16"/>
               </w:rPr>
-              <w:t>○○대학교 (졸업)</w:t>
+              <w:t>학교명 입력 (졸업)</w:t>
             </w:r>
           </w:p>
         </w:tc>
@@ -925,7 +925,7 @@
                 <w:color w:val="A9B0B8"/>
                 <w:sz w:val="16"/>
               </w:rPr>
-              <w:t>예) 2022.03 ~ 2024.02</w:t>
+              <w:t>예) ○○○○.○○ ~ ○○○○.○○</w:t>
             </w:r>
           </w:p>
         </w:tc>
@@ -1537,7 +1537,7 @@
                 <w:color w:val="A9B0B8"/>
                 <w:sz w:val="16"/>
               </w:rPr>
-              <w:t>예) 2023.05.</w:t>
+              <w:t>예) ○○○○.○○.</w:t>
             </w:r>
           </w:p>
         </w:tc>
@@ -2043,7 +2043,7 @@
                 <w:color w:val="34888E"/>
                 <w:sz w:val="19"/>
               </w:rPr>
-              <w:t>2020~현재 · ○○제조 안전관리 · 위험성 평가 연 24회 · 아차사고 보고 +45%, 재해 0건</w:t>
+              <w:t>기간 입력 · ○○제조 안전관리 · 위험성 평가 연 24회 · 아차사고 보고 +45%, 재해 0건</w:t>
             </w:r>
           </w:p>
         </w:tc>
